--- a/docs/v2/cases/cs02_silicon_shield.docx
+++ b/docs/v2/cases/cs02_silicon_shield.docx
@@ -31,7 +31,7 @@
         <w:pStyle w:val="Date"/>
       </w:pPr>
       <w:r>
-        <w:t xml:space="preserve">2026-05-22</w:t>
+        <w:t xml:space="preserve">2026-05-26</w:t>
       </w:r>
     </w:p>
     <w:p>
@@ -1625,7 +1625,7 @@
         </w:numPr>
       </w:pPr>
       <w:r>
-        <w:t xml:space="preserve">Trace the Moore-predict procedure by hand, but with a doubling period of 3 years instead of 2. Start at 2,300 transistors in 1971. In what year does the count first pass 100 billion? Roughly how many years later is that than the original 2-year prediction?</w:t>
+        <w:t xml:space="preserve">Moore’s Law was a prediction that became a target — the industry organized itself for sixty years to make the prediction come true. Pick another field (sports records, life expectancy, internet speed, anything) where a forecast or schedule seems to have become self-fulfilling in this way. What did the field gain by committing to the target, and what got distorted because of it?</w:t>
       </w:r>
     </w:p>
     <w:p>
@@ -1637,22 +1637,7 @@
         </w:numPr>
       </w:pPr>
       <w:r>
-        <w:t xml:space="preserve">Apply the</w:t>
-      </w:r>
-      <w:r>
-        <w:t xml:space="preserve"> </w:t>
-      </w:r>
-      <w:r>
-        <w:rPr>
-          <w:rStyle w:val="VerbatimChar"/>
-        </w:rPr>
-        <w:t xml:space="preserve">reach</w:t>
-      </w:r>
-      <w:r>
-        <w:t xml:space="preserve"> </w:t>
-      </w:r>
-      <w:r>
-        <w:t xml:space="preserve">rule for FP32 floats (4 bytes each) instead of single bytes. About how many FP32 numbers fit in a 16 GB GPU? How many FP16 numbers (2 bytes each)? How many FP8 (1 byte each)?</w:t>
+        <w:t xml:space="preserve">Explain to a friend who knows nothing about chips why a country might treat one company (TSMC) as more strategically important than several of its own military bases. Use plain words and no jargon. What is the single fact your friend has to accept before the rest of your explanation makes sense?</w:t>
       </w:r>
     </w:p>
     <w:p>
@@ -1708,7 +1693,7 @@
         </w:numPr>
       </w:pPr>
       <w:r>
-        <w:t xml:space="preserve">You are at the U.S. Bureau of Industry and Security in March 2026. Your draft rule restricts a new chip. Huawei is expected to respond with its own version within a year. Do you publish the rule? Why?</w:t>
+        <w:t xml:space="preserve">You are at the U.S. Bureau of Industry and Security in March 2026. Your draft rule restricts a new chip — and a parallel rule tightens visa scrutiny for Chinese graduate students in semiconductor research at U.S. universities. Most of those students have no link to Chinese military programs. Do you publish both rules together, split them apart, or pull the visa rule entirely? Defend your choice.</w:t>
       </w:r>
     </w:p>
     <w:p>

--- a/docs/v2/cases/cs02_silicon_shield.docx
+++ b/docs/v2/cases/cs02_silicon_shield.docx
@@ -31,7 +31,7 @@
         <w:pStyle w:val="Date"/>
       </w:pPr>
       <w:r>
-        <w:t xml:space="preserve">2026-05-26</w:t>
+        <w:t xml:space="preserve">2026-08-20</w:t>
       </w:r>
     </w:p>
     <w:p>
@@ -97,7 +97,7 @@
         <w:t xml:space="preserve"> </w:t>
       </w:r>
       <w:r>
-        <w:t xml:space="preserve">Hsinchu, Taiwan (TSMC, 1987–present); Washington, Beijing, and The Hague (export-control fights, 2019–2025); Pasadena and Palo Alto (the VLSI design revolution, mid-1970s)</w:t>
+        <w:t xml:space="preserve">Hsinchu, Taiwan (TSMC, 1987–present); Washington, Beijing, and The Hague (export-control fights, 2019–present); Pasadena and Palo Alto (the VLSI design revolution, mid-1970s)</w:t>
       </w:r>
     </w:p>
     <w:p>
@@ -314,7 +314,7 @@
         <w:t xml:space="preserve"> </w:t>
       </w:r>
       <w:r>
-        <w:t xml:space="preserve">chip company. Nvidia (founded 1993), Qualcomm, Apple Silicon, and almost every artificial-intelligence chip you have heard of are fabless companies. They do not own a fab. Most of them have their chips made by TSMC.</w:t>
+        <w:t xml:space="preserve">chip company. Nvidia (founded 1993), Qualcomm, Apple’s silicon group, and almost every artificial-intelligence chip you have heard of are fabless companies. They do not own a fab. Most of them have their chips made by TSMC.</w:t>
       </w:r>
     </w:p>
     <w:p>
@@ -790,7 +790,7 @@
               <w:pStyle w:val="Compact"/>
             </w:pPr>
             <w:r>
-              <w:t xml:space="preserve">AMD Athlon</w:t>
+              <w:t xml:space="preserve">AMD Athlon (K7)</w:t>
             </w:r>
           </w:p>
         </w:tc>
@@ -812,7 +812,7 @@
               <w:pStyle w:val="Compact"/>
             </w:pPr>
             <w:r>
-              <w:t xml:space="preserve">≈ 9.5 million</w:t>
+              <w:t xml:space="preserve">≈ 22 million</w:t>
             </w:r>
           </w:p>
         </w:tc>
@@ -825,7 +825,7 @@
               <w:pStyle w:val="Compact"/>
             </w:pPr>
             <w:r>
-              <w:t xml:space="preserve">2010</w:t>
+              <w:t xml:space="preserve">2011</w:t>
             </w:r>
           </w:p>
         </w:tc>
@@ -847,18 +847,18 @@
               <w:pStyle w:val="Compact"/>
             </w:pPr>
             <w:r>
-              <w:t xml:space="preserve">≈ 1.2 billion</w:t>
-            </w:r>
-          </w:p>
-        </w:tc>
-        <w:tc>
-          <w:tcPr/>
-          <w:p>
-            <w:pPr>
-              <w:pStyle w:val="Compact"/>
-            </w:pPr>
-            <w:r>
-              <w:t xml:space="preserve">≈ 1.17 billion</w:t>
+              <w:t xml:space="preserve">≈ 2.4 billion</w:t>
+            </w:r>
+          </w:p>
+        </w:tc>
+        <w:tc>
+          <w:tcPr/>
+          <w:p>
+            <w:pPr>
+              <w:pStyle w:val="Compact"/>
+            </w:pPr>
+            <w:r>
+              <w:t xml:space="preserve">≈ 995 million</w:t>
             </w:r>
           </w:p>
         </w:tc>
@@ -871,7 +871,7 @@
               <w:pStyle w:val="Compact"/>
             </w:pPr>
             <w:r>
-              <w:t xml:space="preserve">2024</w:t>
+              <w:t xml:space="preserve">2023</w:t>
             </w:r>
           </w:p>
         </w:tc>
@@ -915,7 +915,7 @@
         <w:pStyle w:val="BodyText"/>
       </w:pPr>
       <w:r>
-        <w:t xml:space="preserve">The headline transistor count has tracked Moore’s prediction surprisingly well for half a century. What has</w:t>
+        <w:t xml:space="preserve">The headline transistor count has stayed within roughly a factor of two of Moore’s naive extrapolation for half a century — remarkable for a fifty-year forecast, though you can see the rule running ahead of any single mainstream chip in the middle of the run, then being caught again by the largest chips of the 2020s. What has</w:t>
       </w:r>
       <w:r>
         <w:t xml:space="preserve"> </w:t>
@@ -995,23 +995,33 @@
         <w:pStyle w:val="FirstParagraph"/>
       </w:pPr>
       <w:r>
-        <w:t xml:space="preserve">Each step up the staircase is not a doubling of the previous reach. It is a</w:t>
-      </w:r>
-      <w:r>
-        <w:t xml:space="preserve"> </w:t>
-      </w:r>
-      <w:r>
-        <w:rPr>
-          <w:i/>
-          <w:iCs/>
-        </w:rPr>
-        <w:t xml:space="preserve">squaring</w:t>
-      </w:r>
-      <w:r>
-        <w:t xml:space="preserve"> </w:t>
-      </w:r>
-      <w:r>
-        <w:t xml:space="preserve">of it:</w:t>
+        <w:t xml:space="preserve">Each time the address width</w:t>
+      </w:r>
+      <w:r>
+        <w:t xml:space="preserve"> </w:t>
+      </w:r>
+      <w:r>
+        <w:rPr>
+          <w:i/>
+          <w:iCs/>
+        </w:rPr>
+        <w:t xml:space="preserve">doubles</w:t>
+      </w:r>
+      <w:r>
+        <w:t xml:space="preserve">, the reach is not doubled — it is</w:t>
+      </w:r>
+      <w:r>
+        <w:t xml:space="preserve"> </w:t>
+      </w:r>
+      <w:r>
+        <w:rPr>
+          <w:i/>
+          <w:iCs/>
+        </w:rPr>
+        <w:t xml:space="preserve">squared</w:t>
+      </w:r>
+      <w:r>
+        <w:t xml:space="preserve">:</w:t>
       </w:r>
     </w:p>
     <w:tbl>
@@ -1022,8 +1032,8 @@
         <w:tblLook w:firstRow="1" w:lastRow="0" w:firstColumn="0" w:lastColumn="0" w:noHBand="0" w:noVBand="0" w:val="0020"/>
       </w:tblPr>
       <w:tblGrid>
-        <w:gridCol w:w="950"/>
-        <w:gridCol w:w="3168"/>
+        <w:gridCol w:w="1584"/>
+        <w:gridCol w:w="2534"/>
         <w:gridCol w:w="3801"/>
       </w:tblGrid>
       <w:tr>
@@ -1037,7 +1047,7 @@
               <w:pStyle w:val="Compact"/>
             </w:pPr>
             <w:r>
-              <w:t xml:space="preserve">Width</w:t>
+              <w:t xml:space="preserve">Address width</w:t>
             </w:r>
           </w:p>
         </w:tc>
@@ -1094,7 +1104,7 @@
               <w:pStyle w:val="Compact"/>
             </w:pPr>
             <w:r>
-              <w:t xml:space="preserve">Atari 2600, the Apple II family</w:t>
+              <w:t xml:space="preserve">One page of 6502 memory; the Atari 2600’s entire RAM</w:t>
             </w:r>
           </w:p>
         </w:tc>
@@ -1129,7 +1139,7 @@
               <w:pStyle w:val="Compact"/>
             </w:pPr>
             <w:r>
-              <w:t xml:space="preserve">The original IBM PC</w:t>
+              <w:t xml:space="preserve">The Apple II and NES address space in full</w:t>
             </w:r>
           </w:p>
         </w:tc>
@@ -1142,29 +1152,29 @@
               <w:pStyle w:val="Compact"/>
             </w:pPr>
             <w:r>
-              <w:t xml:space="preserve">32-bit</w:t>
-            </w:r>
-          </w:p>
-        </w:tc>
-        <w:tc>
-          <w:tcPr/>
-          <w:p>
-            <w:pPr>
-              <w:pStyle w:val="Compact"/>
-            </w:pPr>
-            <w:r>
-              <w:t xml:space="preserve">4 GB</w:t>
-            </w:r>
-          </w:p>
-        </w:tc>
-        <w:tc>
-          <w:tcPr/>
-          <w:p>
-            <w:pPr>
-              <w:pStyle w:val="Compact"/>
-            </w:pPr>
-            <w:r>
-              <w:t xml:space="preserve">The desktop era</w:t>
+              <w:t xml:space="preserve">20-bit</w:t>
+            </w:r>
+          </w:p>
+        </w:tc>
+        <w:tc>
+          <w:tcPr/>
+          <w:p>
+            <w:pPr>
+              <w:pStyle w:val="Compact"/>
+            </w:pPr>
+            <w:r>
+              <w:t xml:space="preserve">1 MB</w:t>
+            </w:r>
+          </w:p>
+        </w:tc>
+        <w:tc>
+          <w:tcPr/>
+          <w:p>
+            <w:pPr>
+              <w:pStyle w:val="Compact"/>
+            </w:pPr>
+            <w:r>
+              <w:t xml:space="preserve">The original IBM PC (a 16-bit CPU with a 20-bit bus)</w:t>
             </w:r>
           </w:p>
         </w:tc>
@@ -1177,6 +1187,41 @@
               <w:pStyle w:val="Compact"/>
             </w:pPr>
             <w:r>
+              <w:t xml:space="preserve">32-bit</w:t>
+            </w:r>
+          </w:p>
+        </w:tc>
+        <w:tc>
+          <w:tcPr/>
+          <w:p>
+            <w:pPr>
+              <w:pStyle w:val="Compact"/>
+            </w:pPr>
+            <w:r>
+              <w:t xml:space="preserve">4 GB</w:t>
+            </w:r>
+          </w:p>
+        </w:tc>
+        <w:tc>
+          <w:tcPr/>
+          <w:p>
+            <w:pPr>
+              <w:pStyle w:val="Compact"/>
+            </w:pPr>
+            <w:r>
+              <w:t xml:space="preserve">The desktop era</w:t>
+            </w:r>
+          </w:p>
+        </w:tc>
+      </w:tr>
+      <w:tr>
+        <w:tc>
+          <w:tcPr/>
+          <w:p>
+            <w:pPr>
+              <w:pStyle w:val="Compact"/>
+            </w:pPr>
+            <w:r>
               <w:t xml:space="preserve">64-bit</w:t>
             </w:r>
           </w:p>
@@ -1210,7 +1255,39 @@
         <w:pStyle w:val="BodyText"/>
       </w:pPr>
       <w:r>
-        <w:t xml:space="preserve">The 1970s microprocessors lived inside 8-bit and 16-bit windows. They could not hold a modern photo in memory if they wanted to. The reason your phone can run a multi-billion-parameter language model is not magic. It is sixty years of doubling, packed into 64-bit address space and 5nm transistors.</w:t>
+        <w:t xml:space="preserve">Note the distinction the table turns on: a chip’s</w:t>
+      </w:r>
+      <w:r>
+        <w:t xml:space="preserve"> </w:t>
+      </w:r>
+      <w:r>
+        <w:rPr>
+          <w:i/>
+          <w:iCs/>
+        </w:rPr>
+        <w:t xml:space="preserve">data</w:t>
+      </w:r>
+      <w:r>
+        <w:t xml:space="preserve"> </w:t>
+      </w:r>
+      <w:r>
+        <w:t xml:space="preserve">width (how many bits it computes on at once) and its</w:t>
+      </w:r>
+      <w:r>
+        <w:t xml:space="preserve"> </w:t>
+      </w:r>
+      <w:r>
+        <w:rPr>
+          <w:i/>
+          <w:iCs/>
+        </w:rPr>
+        <w:t xml:space="preserve">address</w:t>
+      </w:r>
+      <w:r>
+        <w:t xml:space="preserve"> </w:t>
+      </w:r>
+      <w:r>
+        <w:t xml:space="preserve">width (how much memory it can reach) are different numbers. The 6502 in an Apple II was an 8-bit processor with a 16-bit address bus — 8-bit arithmetic, 64 KB of reach. The 1970s and 1980s microprocessors lived inside those small windows either way. They could not hold a modern photo in memory if they wanted to. The reason your phone can run a multi-billion-parameter language model is not magic. It is sixty years of doubling, packed into 64-bit address space and 5nm transistors.</w:t>
       </w:r>
     </w:p>
     <w:p>
@@ -1507,7 +1584,7 @@
         <w:t xml:space="preserve"> </w:t>
       </w:r>
       <w:r>
-        <w:t xml:space="preserve">hold that the concentration in Taiwan is itself the deterrent. No major power would risk a conflict that destroys TSMC, because the rest of the world’s economy depends on its output. Critics answer that the same concentration is a single point of catastrophic failure — a target that paints itself. The reframe does not solve the dispute. It widens it. The export-control fight becomes the same fight as the diversification fight — the U.S. CHIPS Act, the EU Chips Act, the Arizona TSMC fab now under construction — an effort to make the world less dependent on Hsinchu without bankrupting itself</w:t>
+        <w:t xml:space="preserve">hold that the concentration in Taiwan is itself the deterrent. No major power would risk a conflict that destroys TSMC, because the rest of the world’s economy depends on its output. Critics answer that the same concentration is a single point of catastrophic failure — a target that paints itself. The reframe does not solve the dispute. It widens it. The export-control fight becomes the same fight as the diversification fight — the U.S. CHIPS Act, the EU Chips Act, the Arizona TSMC fab, which began volume production at the end of 2024 and is still expanding — an effort to make the world less dependent on Hsinchu without bankrupting itself</w:t>
       </w:r>
       <w:r>
         <w:t xml:space="preserve"> </w:t>
@@ -1570,7 +1647,7 @@
         </w:numPr>
       </w:pPr>
       <w:r>
-        <w:t xml:space="preserve">TSMC’s Arizona fab is years behind schedule and costs billions more than its Taiwan equivalents. The duplication the controls implicitly demand is expensive enough to test the political will that produced them.</w:t>
+        <w:t xml:space="preserve">TSMC’s Arizona fab reached volume production roughly two years later than first promised, and costs billions more per wafer than its Taiwan equivalents. The duplication the controls implicitly demand is expensive enough to test the political will that produced them.</w:t>
       </w:r>
     </w:p>
     <w:p>
@@ -1693,7 +1770,7 @@
         </w:numPr>
       </w:pPr>
       <w:r>
-        <w:t xml:space="preserve">You are at the U.S. Bureau of Industry and Security in March 2026. Your draft rule restricts a new chip — and a parallel rule tightens visa scrutiny for Chinese graduate students in semiconductor research at U.S. universities. Most of those students have no link to Chinese military programs. Do you publish both rules together, split them apart, or pull the visa rule entirely? Defend your choice.</w:t>
+        <w:t xml:space="preserve">You are at the U.S. Bureau of Industry and Security today. Your draft rule restricts a new chip — and a parallel rule tightens visa scrutiny for Chinese graduate students in semiconductor research at U.S. universities. Most of those students have no link to Chinese military programs. Do you publish both rules together, split them apart, or pull the visa rule entirely? Defend your choice.</w:t>
       </w:r>
     </w:p>
     <w:p>

--- a/docs/v2/cases/cs02_silicon_shield.docx
+++ b/docs/v2/cases/cs02_silicon_shield.docx
@@ -334,7 +334,23 @@
         </w:numPr>
       </w:pPr>
       <w:r>
-        <w:t xml:space="preserve">about 60% of the world’s chips by foundry revenue</w:t>
+        <w:t xml:space="preserve">over 70% of the world’s chips by foundry revenue — a share that has</w:t>
+      </w:r>
+      <w:r>
+        <w:t xml:space="preserve"> </w:t>
+      </w:r>
+      <w:r>
+        <w:rPr>
+          <w:i/>
+          <w:iCs/>
+        </w:rPr>
+        <w:t xml:space="preserve">grown</w:t>
+      </w:r>
+      <w:r>
+        <w:t xml:space="preserve"> </w:t>
+      </w:r>
+      <w:r>
+        <w:t xml:space="preserve">since the export controls began, reaching roughly 72% in early 2026</w:t>
       </w:r>
     </w:p>
     <w:p>
@@ -442,6 +458,34 @@
       </w:r>
       <w:r>
         <w:t xml:space="preserve">tools and a more complex fabrication process. Then, in January 2025, a Chinese company called DeepSeek released a frontier-grade large language model. It had reportedly been trained on a smaller cluster of H800 chips — the throttled variant the export rules had allowed.</w:t>
+      </w:r>
+    </w:p>
+    <w:p>
+      <w:pPr>
+        <w:pStyle w:val="BodyText"/>
+      </w:pPr>
+      <w:r>
+        <w:t xml:space="preserve">Then the policy itself started reversing. In May 2025 the Bureau of Industry and Security rescinded the</w:t>
+      </w:r>
+      <w:r>
+        <w:t xml:space="preserve"> </w:t>
+      </w:r>
+      <w:r>
+        <w:t xml:space="preserve">“AI diffusion rule”</w:t>
+      </w:r>
+      <w:r>
+        <w:t xml:space="preserve"> </w:t>
+      </w:r>
+      <w:r>
+        <w:t xml:space="preserve">— a Biden-era framework that would have sorted the whole world into three tiers of chip access — before it ever took effect, replacing it with country-by-country deals and case-by-case licences. The H20 whipsawed twice: restricted in April 2025, then licensed again in July. In December 2025 the White House announced a one-year waiver allowing a degraded version of Nvidia’s H200 into China, licensed case by case and taxed on the way out, while the frontier Blackwell-class parts stayed blocked. In three years the rule had gone from a bright line to a negotiation.</w:t>
+      </w:r>
+    </w:p>
+    <w:p>
+      <w:pPr>
+        <w:pStyle w:val="BodyText"/>
+      </w:pPr>
+      <w:r>
+        <w:t xml:space="preserve">And then the other government moved. In September 2025 the Cyberspace Administration of China told its own technology companies to stop buying Nvidia’s AI chips altogether — including the throttled models Washington had just re-approved — and to stop testing them. Beijing was now enforcing, from its side, a separation the United States had spent three years trying to impose from the outside. Huawei published an Ascend roadmap running to 2028 and its chips became the backbone of state-backed AI infrastructure; Cambricon, a domestic rival, swung from heavy losses to record profits in a single year.</w:t>
       </w:r>
     </w:p>
     <w:p>
@@ -943,7 +987,20 @@
         <w:t xml:space="preserve"> </w:t>
       </w:r>
       <w:r>
-        <w:t xml:space="preserve">is mostly an end of the cheap doubling. It is also the reason the leading-edge fab is so concentrated. Only a handful of companies can afford to chase the next node. As of 2025, only one — TSMC — is making the very latest chips in volume.</w:t>
+        <w:t xml:space="preserve">is mostly an end of the cheap doubling. It is also the reason the leading-edge fab is so concentrated. Only a handful of companies can afford to chase the next node. As of 2026 the leading edge is no longer quite a monopoly — Samsung is producing at 2nm and Intel’s 18A entered high-volume manufacturing in late 2025 — but neither is close to TSMC’s yields or volumes, and TSMC’s overall share of the foundry market has gone</w:t>
+      </w:r>
+      <w:r>
+        <w:t xml:space="preserve"> </w:t>
+      </w:r>
+      <w:r>
+        <w:rPr>
+          <w:i/>
+          <w:iCs/>
+        </w:rPr>
+        <w:t xml:space="preserve">up</w:t>
+      </w:r>
+      <w:r>
+        <w:t xml:space="preserve">, not down, since the controls began.</w:t>
       </w:r>
     </w:p>
     <w:p>
@@ -1521,7 +1578,7 @@
         <w:pStyle w:val="FirstParagraph"/>
       </w:pPr>
       <w:r>
-        <w:t xml:space="preserve">The reply does not deny the dual-use premise. It denies premise 4 of the original argument — that controls materially slow what they target. Two pieces of evidence sit in its favour. The first is the Huawei 7nm chip in September 2023. The second is DeepSeek’s frontier-class model, trained in January 2025 on a smaller cluster of</w:t>
+        <w:t xml:space="preserve">The reply does not deny the dual-use premise. It denies premise 4 of the original argument — that controls materially slow what they target. Three pieces of evidence sit in its favour. The first is the Huawei 7nm chip in September 2023. The second is DeepSeek’s frontier-class model, trained in January 2025 on a smaller cluster of</w:t>
       </w:r>
       <w:r>
         <w:t xml:space="preserve"> </w:t>
@@ -1537,7 +1594,7 @@
         <w:t xml:space="preserve"> </w:t>
       </w:r>
       <w:r>
-        <w:t xml:space="preserve">H800s. Each says, in different words, that the target found a way.</w:t>
+        <w:t xml:space="preserve">H800s. The third arrived in September 2025, when China banned its own firms from buying Nvidia at all — the clearest possible sign that the indigenous capability the controls were meant to prevent had become good enough to mandate. Each says, in different words, that the target found a way.</w:t>
       </w:r>
     </w:p>
     <w:p>
@@ -1611,7 +1668,7 @@
         <w:t xml:space="preserve"> </w:t>
       </w:r>
       <w:r>
-        <w:t xml:space="preserve">Three things are simultaneously true:</w:t>
+        <w:t xml:space="preserve">Four things are simultaneously true:</w:t>
       </w:r>
     </w:p>
     <w:p>
@@ -1623,7 +1680,7 @@
         </w:numPr>
       </w:pPr>
       <w:r>
-        <w:t xml:space="preserve">The export controls have, in fact, slowed the very top end of Chinese AI compute. The fastest chips legally available in China lag the global frontier by a generation.</w:t>
+        <w:t xml:space="preserve">The controls did slow the very top end of Chinese AI compute. The fastest chips legally available in China still lag the global frontier.</w:t>
       </w:r>
     </w:p>
     <w:p>
@@ -1635,7 +1692,7 @@
         </w:numPr>
       </w:pPr>
       <w:r>
-        <w:t xml:space="preserve">They have not stopped the frontier. Huawei is making 7nm chips. DeepSeek-class models are being trained on permitted hardware. A government willing to spend $150 billion is generating its own capability.</w:t>
+        <w:t xml:space="preserve">They did not stop it. Huawei is making 7nm chips and shipping an Ascend line on a published multi-year roadmap. DeepSeek-class models were trained on permitted hardware. A government willing to spend $150 billion generated its own capability.</w:t>
       </w:r>
     </w:p>
     <w:p>
@@ -1647,7 +1704,19 @@
         </w:numPr>
       </w:pPr>
       <w:r>
-        <w:t xml:space="preserve">TSMC’s Arizona fab reached volume production roughly two years later than first promised, and costs billions more per wafer than its Taiwan equivalents. The duplication the controls implicitly demand is expensive enough to test the political will that produced them.</w:t>
+        <w:t xml:space="preserve">The policy has become unstable. A rule rescinded before it took effect, a chip banned and then licensed within three months, a frontier-adjacent part waived through for a year with a tax attached — these are the moves of a negotiation, not a line. Firms cannot plan against them, which is its own kind of cost.</w:t>
+      </w:r>
+    </w:p>
+    <w:p>
+      <w:pPr>
+        <w:pStyle w:val="Compact"/>
+        <w:numPr>
+          <w:ilvl w:val="0"/>
+          <w:numId w:val="1006"/>
+        </w:numPr>
+      </w:pPr>
+      <w:r>
+        <w:t xml:space="preserve">The concentration the controls were partly meant to unwind got worse. TSMC’s share of the foundry market is higher than when the controls started. Its Arizona fab reached volume production roughly two years later than first promised and costs billions more per wafer than its Taiwan equivalents.</w:t>
       </w:r>
     </w:p>
     <w:p>
@@ -1655,6 +1724,30 @@
         <w:pStyle w:val="FirstParagraph"/>
       </w:pPr>
       <w:r>
+        <w:t xml:space="preserve">And then the twist that neither original argument predicted: after three years of Washington deciding what China may buy, Beijing decided its firms would not buy it anyway. The export-control argument assumed the seller holds the leverage. The fragmentation reply assumed the buyer would route around the restriction. Both assumed the buyer still</w:t>
+      </w:r>
+      <w:r>
+        <w:t xml:space="preserve"> </w:t>
+      </w:r>
+      <w:r>
+        <w:rPr>
+          <w:i/>
+          <w:iCs/>
+        </w:rPr>
+        <w:t xml:space="preserve">wanted</w:t>
+      </w:r>
+      <w:r>
+        <w:t xml:space="preserve"> </w:t>
+      </w:r>
+      <w:r>
+        <w:t xml:space="preserve">the chips.</w:t>
+      </w:r>
+    </w:p>
+    <w:p>
+      <w:pPr>
+        <w:pStyle w:val="BodyText"/>
+      </w:pPr>
+      <w:r>
         <w:t xml:space="preserve">The neat lesson would be that the controls</w:t>
       </w:r>
       <w:r>
@@ -1679,7 +1772,7 @@
         <w:t xml:space="preserve"> </w:t>
       </w:r>
       <w:r>
-        <w:t xml:space="preserve">The honest answer is that they did some of what they were intended to do, at a cost we do not yet know how to count. The question they were meant to settle — whether advanced compute should be a national-security strategic asset at all — is still open.</w:t>
+        <w:t xml:space="preserve">The honest answer is that they did some of what they were intended to do, changed shape repeatedly while doing it, and helped produce a competitor that no longer needs the thing being withheld. The question they were meant to settle — whether advanced compute should be a national-security strategic asset at all — is still open, and the two governments have now answered it the same way from opposite directions.</w:t>
       </w:r>
     </w:p>
     <w:bookmarkEnd w:id="12"/>
@@ -1771,6 +1864,18 @@
       </w:pPr>
       <w:r>
         <w:t xml:space="preserve">You are at the U.S. Bureau of Industry and Security today. Your draft rule restricts a new chip — and a parallel rule tightens visa scrutiny for Chinese graduate students in semiconductor research at U.S. universities. Most of those students have no link to Chinese military programs. Do you publish both rules together, split them apart, or pull the visa rule entirely? Defend your choice.</w:t>
+      </w:r>
+    </w:p>
+    <w:p>
+      <w:pPr>
+        <w:pStyle w:val="Compact"/>
+        <w:numPr>
+          <w:ilvl w:val="0"/>
+          <w:numId w:val="1007"/>
+        </w:numPr>
+      </w:pPr>
+      <w:r>
+        <w:t xml:space="preserve">Since 2022 the same restriction has been written, loosened, reversed, and waived. Then the country it targeted told its own companies not to buy the chips anyway. Does a control that keeps changing still count as a control — and if the target stops wanting what you are withholding, what exactly do you still have leverage over?</w:t>
       </w:r>
     </w:p>
     <w:p>

--- a/docs/v2/cases/cs02_silicon_shield.docx
+++ b/docs/v2/cases/cs02_silicon_shield.docx
@@ -31,7 +31,7 @@
         <w:pStyle w:val="Date"/>
       </w:pPr>
       <w:r>
-        <w:t xml:space="preserve">2026-08-20</w:t>
+        <w:t xml:space="preserve">2026-08-21</w:t>
       </w:r>
     </w:p>
     <w:p>
@@ -662,11 +662,20 @@
         <w:t xml:space="preserve">Run the procedure on paper from the Intel 4004 (1971, 2,300 transistors) and compare with the actual headline chips of each era:</w:t>
       </w:r>
     </w:p>
+    <w:p>
+      <w:pPr>
+        <w:pStyle w:val="TableCaption"/>
+      </w:pPr>
+      <w:r>
+        <w:t xml:space="preserve">Moore’s prediction compared with the actual transistor count of representative chips.</w:t>
+      </w:r>
+    </w:p>
     <w:tbl>
       <w:tblPr>
         <w:tblStyle w:val="Table"/>
         <w:tblW w:type="auto" w:w="0"/>
         <w:tblLook w:firstRow="1" w:lastRow="0" w:firstColumn="0" w:lastColumn="0" w:noHBand="0" w:noVBand="0" w:val="0020"/>
+        <w:tblCaption w:val="Moore’s prediction compared with the actual transistor count of representative chips."/>
       </w:tblPr>
       <w:tblGrid>
         <w:gridCol w:w="1980"/>
@@ -1081,12 +1090,21 @@
         <w:t xml:space="preserve">:</w:t>
       </w:r>
     </w:p>
+    <w:p>
+      <w:pPr>
+        <w:pStyle w:val="TableCaption"/>
+      </w:pPr>
+      <w:r>
+        <w:t xml:space="preserve">How far each address width could reach, and what that meant for real machines.</w:t>
+      </w:r>
+    </w:p>
     <w:tbl>
       <w:tblPr>
         <w:tblStyle w:val="Table"/>
         <w:tblW w:type="pct" w:w="5000"/>
         <w:tblLayout w:type="fixed"/>
         <w:tblLook w:firstRow="1" w:lastRow="0" w:firstColumn="0" w:lastColumn="0" w:noHBand="0" w:noVBand="0" w:val="0020"/>
+        <w:tblCaption w:val="How far each address width could reach, and what that meant for real machines."/>
       </w:tblPr>
       <w:tblGrid>
         <w:gridCol w:w="1584"/>
